--- a/Docs/TechTask/ТЗ 0.0.3.docx
+++ b/Docs/TechTask/ТЗ 0.0.3.docx
@@ -25,16 +25,7 @@
         <w:t>.</w:t>
       </w:r>
       <w:r>
-        <w:t>3</w:t>
-      </w:r>
-      <w:r>
-        <w:t xml:space="preserve">. </w:t>
-      </w:r>
-      <w:r>
-        <w:t>Подготовка к релизу 0.0.2</w:t>
-      </w:r>
-      <w:r>
-        <w:t>.</w:t>
+        <w:t>3. Подготовка к релизу 0.0.2.</w:t>
       </w:r>
     </w:p>
     <w:p>
@@ -67,26 +58,11 @@
       </w:pPr>
       <w:proofErr w:type="spellStart"/>
       <w:r>
-        <w:t>Р</w:t>
-      </w:r>
-      <w:r>
-        <w:t>ефакторинг</w:t>
+        <w:t>Рефакторинг</w:t>
       </w:r>
       <w:proofErr w:type="spellEnd"/>
       <w:r>
-        <w:t xml:space="preserve"> сервисов работы с данными, </w:t>
-      </w:r>
-      <w:r>
-        <w:t>юнит-</w:t>
-      </w:r>
-      <w:r>
-        <w:t>тест</w:t>
-      </w:r>
-      <w:r>
-        <w:t>ы, интеграционные тесты, релиз</w:t>
-      </w:r>
-      <w:r>
-        <w:t>.</w:t>
+        <w:t xml:space="preserve"> сервисов работы с данными, юнит-тесты, интеграционные тесты, релиз.</w:t>
       </w:r>
     </w:p>
     <w:p>
@@ -101,33 +77,24 @@
         <w:pStyle w:val="1"/>
       </w:pPr>
       <w:r>
-        <w:t>2</w:t>
-      </w:r>
-      <w:r>
-        <w:t xml:space="preserve">. </w:t>
-      </w:r>
-      <w:r>
-        <w:t>Работы</w:t>
-      </w:r>
-    </w:p>
-    <w:p>
-      <w:pPr>
-        <w:spacing w:after="0" w:line="360" w:lineRule="auto"/>
-        <w:ind w:firstLine="709"/>
-        <w:jc w:val="both"/>
-      </w:pPr>
-    </w:p>
-    <w:p>
-      <w:pPr>
-        <w:spacing w:after="0" w:line="360" w:lineRule="auto"/>
-        <w:ind w:firstLine="709"/>
-        <w:jc w:val="both"/>
-      </w:pPr>
-      <w:r>
-        <w:t>- п</w:t>
-      </w:r>
-      <w:r>
-        <w:t xml:space="preserve">ровести </w:t>
+        <w:t>2. Работы</w:t>
+      </w:r>
+    </w:p>
+    <w:p>
+      <w:pPr>
+        <w:spacing w:after="0" w:line="360" w:lineRule="auto"/>
+        <w:ind w:firstLine="709"/>
+        <w:jc w:val="both"/>
+      </w:pPr>
+    </w:p>
+    <w:p>
+      <w:pPr>
+        <w:spacing w:after="0" w:line="360" w:lineRule="auto"/>
+        <w:ind w:firstLine="709"/>
+        <w:jc w:val="both"/>
+      </w:pPr>
+      <w:r>
+        <w:t xml:space="preserve">- провести </w:t>
       </w:r>
       <w:proofErr w:type="spellStart"/>
       <w:r>
@@ -135,12 +102,6 @@
       </w:r>
       <w:proofErr w:type="spellEnd"/>
       <w:r>
-        <w:t xml:space="preserve"> сервисов работы с данными: удалить обобщающие классы, оставить только необходимые метод</w:t>
-      </w:r>
-      <w:r>
-        <w:t>ы для обработки каждой сущности</w:t>
-      </w:r>
-      <w:r>
         <w:t>;</w:t>
       </w:r>
     </w:p>
@@ -151,168 +112,142 @@
         <w:jc w:val="both"/>
       </w:pPr>
       <w:r>
-        <w:t xml:space="preserve">- то же самое для </w:t>
+        <w:t>- написать юнит-тесты</w:t>
+      </w:r>
+      <w:r>
+        <w:t>;</w:t>
+      </w:r>
+    </w:p>
+    <w:p>
+      <w:pPr>
+        <w:spacing w:after="0" w:line="360" w:lineRule="auto"/>
+        <w:ind w:firstLine="709"/>
+        <w:jc w:val="both"/>
+      </w:pPr>
+      <w:r>
+        <w:t>- написать интеграционные тесты</w:t>
+      </w:r>
+      <w:bookmarkStart w:id="0" w:name="_GoBack"/>
+      <w:bookmarkEnd w:id="0"/>
+      <w:r>
+        <w:t>;</w:t>
+      </w:r>
+    </w:p>
+    <w:p>
+      <w:pPr>
+        <w:spacing w:after="0" w:line="360" w:lineRule="auto"/>
+        <w:ind w:firstLine="709"/>
+        <w:jc w:val="both"/>
+      </w:pPr>
+      <w:r>
+        <w:t>- раскатить на тестовой среде;</w:t>
+      </w:r>
+    </w:p>
+    <w:p>
+      <w:pPr>
+        <w:spacing w:after="0" w:line="360" w:lineRule="auto"/>
+        <w:ind w:firstLine="709"/>
+        <w:jc w:val="both"/>
+      </w:pPr>
+      <w:r>
+        <w:t xml:space="preserve">- </w:t>
+      </w:r>
+      <w:r>
+        <w:t>провести ручное тестирование доработок и исправлений</w:t>
+      </w:r>
+      <w:r>
+        <w:t>;</w:t>
+      </w:r>
+    </w:p>
+    <w:p>
+      <w:pPr>
+        <w:spacing w:after="0" w:line="360" w:lineRule="auto"/>
+        <w:ind w:firstLine="709"/>
+        <w:jc w:val="both"/>
+      </w:pPr>
+      <w:r>
+        <w:t xml:space="preserve">- </w:t>
+      </w:r>
+      <w:r>
+        <w:t>внести правки по результатам тестирования;</w:t>
+      </w:r>
+    </w:p>
+    <w:p>
+      <w:pPr>
+        <w:spacing w:after="0" w:line="360" w:lineRule="auto"/>
+        <w:ind w:firstLine="709"/>
+        <w:jc w:val="both"/>
+      </w:pPr>
+      <w:r>
+        <w:t xml:space="preserve">- создать </w:t>
       </w:r>
       <w:proofErr w:type="spellStart"/>
       <w:r>
-        <w:t>репозиториев</w:t>
+        <w:t>релизную</w:t>
       </w:r>
       <w:proofErr w:type="spellEnd"/>
       <w:r>
-        <w:t>.</w:t>
-      </w:r>
-    </w:p>
-    <w:p>
-      <w:pPr>
-        <w:spacing w:after="0" w:line="360" w:lineRule="auto"/>
-        <w:ind w:firstLine="709"/>
-        <w:jc w:val="both"/>
-      </w:pPr>
-      <w:r>
-        <w:t>- написать юнит-тесты на все м</w:t>
-      </w:r>
-      <w:r>
-        <w:t>етоды сервисов работы с данными</w:t>
-      </w:r>
-      <w:r>
-        <w:t>;</w:t>
-      </w:r>
-    </w:p>
-    <w:p>
-      <w:pPr>
-        <w:spacing w:after="0" w:line="360" w:lineRule="auto"/>
-        <w:ind w:firstLine="709"/>
-        <w:jc w:val="both"/>
-      </w:pPr>
-      <w:r>
-        <w:t xml:space="preserve">- написать </w:t>
-      </w:r>
-      <w:r>
-        <w:t xml:space="preserve">интеграционные </w:t>
-      </w:r>
-      <w:r>
-        <w:t xml:space="preserve">тесты на все методы </w:t>
-      </w:r>
-      <w:r>
-        <w:t>контроллеров</w:t>
-      </w:r>
-      <w:r>
-        <w:t>;</w:t>
-      </w:r>
-    </w:p>
-    <w:p>
-      <w:pPr>
-        <w:spacing w:after="0" w:line="360" w:lineRule="auto"/>
-        <w:ind w:firstLine="709"/>
-        <w:jc w:val="both"/>
-      </w:pPr>
-      <w:r>
-        <w:t>- раскатить на те</w:t>
-      </w:r>
-      <w:r>
-        <w:t>стовой среде;</w:t>
-      </w:r>
-    </w:p>
-    <w:p>
-      <w:pPr>
-        <w:spacing w:after="0" w:line="360" w:lineRule="auto"/>
-        <w:ind w:firstLine="709"/>
-        <w:jc w:val="both"/>
-      </w:pPr>
-      <w:r>
-        <w:t xml:space="preserve">- </w:t>
-      </w:r>
-      <w:r>
-        <w:t>провести ручное тестирование доработок и исправлений</w:t>
-      </w:r>
-      <w:r>
-        <w:t>;</w:t>
-      </w:r>
-    </w:p>
-    <w:p>
-      <w:pPr>
-        <w:spacing w:after="0" w:line="360" w:lineRule="auto"/>
-        <w:ind w:firstLine="709"/>
-        <w:jc w:val="both"/>
-      </w:pPr>
-      <w:r>
-        <w:t xml:space="preserve">- </w:t>
-      </w:r>
-      <w:r>
-        <w:t>внести правки по результатам тестирования;</w:t>
-      </w:r>
-    </w:p>
-    <w:p>
-      <w:pPr>
-        <w:spacing w:after="0" w:line="360" w:lineRule="auto"/>
-        <w:ind w:firstLine="709"/>
-        <w:jc w:val="both"/>
-      </w:pPr>
-      <w:r>
-        <w:t xml:space="preserve">- создать </w:t>
+        <w:t xml:space="preserve"> ветку;</w:t>
+      </w:r>
+    </w:p>
+    <w:p>
+      <w:pPr>
+        <w:spacing w:after="0" w:line="360" w:lineRule="auto"/>
+        <w:ind w:firstLine="709"/>
+        <w:jc w:val="both"/>
+      </w:pPr>
+      <w:r>
+        <w:t>- раскатить на продуктовой среде.</w:t>
+      </w:r>
+    </w:p>
+    <w:p>
+      <w:pPr>
+        <w:spacing w:after="0" w:line="360" w:lineRule="auto"/>
+        <w:ind w:firstLine="709"/>
+        <w:jc w:val="both"/>
+      </w:pPr>
+    </w:p>
+    <w:p>
+      <w:pPr>
+        <w:pStyle w:val="1"/>
+      </w:pPr>
+      <w:r>
+        <w:t>4. Этапы разработки</w:t>
+      </w:r>
+    </w:p>
+    <w:p/>
+    <w:p>
+      <w:pPr>
+        <w:spacing w:after="0" w:line="360" w:lineRule="auto"/>
+        <w:jc w:val="both"/>
+      </w:pPr>
+      <w:r>
+        <w:t xml:space="preserve">0.0.3.1. </w:t>
       </w:r>
       <w:proofErr w:type="spellStart"/>
       <w:r>
-        <w:t>релизную</w:t>
+        <w:t>Рефакторинг</w:t>
       </w:r>
       <w:proofErr w:type="spellEnd"/>
       <w:r>
-        <w:t xml:space="preserve"> ветку;</w:t>
-      </w:r>
-    </w:p>
-    <w:p>
-      <w:pPr>
-        <w:spacing w:after="0" w:line="360" w:lineRule="auto"/>
-        <w:ind w:firstLine="709"/>
-        <w:jc w:val="both"/>
-      </w:pPr>
-      <w:r>
-        <w:t>- раскатить на продуктовой среде.</w:t>
-      </w:r>
-    </w:p>
-    <w:p>
-      <w:pPr>
-        <w:spacing w:after="0" w:line="360" w:lineRule="auto"/>
-        <w:ind w:firstLine="709"/>
-        <w:jc w:val="both"/>
-      </w:pPr>
-    </w:p>
-    <w:p>
-      <w:pPr>
-        <w:pStyle w:val="1"/>
-      </w:pPr>
-      <w:r>
-        <w:t>4. Этапы разработки</w:t>
-      </w:r>
-    </w:p>
-    <w:p/>
-    <w:p>
-      <w:pPr>
-        <w:spacing w:after="0" w:line="360" w:lineRule="auto"/>
-        <w:jc w:val="both"/>
-      </w:pPr>
-      <w:r>
-        <w:t xml:space="preserve">0.0.3.1. </w:t>
-      </w:r>
-      <w:proofErr w:type="spellStart"/>
-      <w:r>
-        <w:t>Рефакторинг</w:t>
-      </w:r>
-      <w:proofErr w:type="spellEnd"/>
-      <w:r>
-        <w:t xml:space="preserve"> сервисов работы с данными:</w:t>
-      </w:r>
-    </w:p>
-    <w:p>
-      <w:pPr>
-        <w:spacing w:after="0" w:line="360" w:lineRule="auto"/>
-        <w:jc w:val="both"/>
+        <w:t>:</w:t>
+      </w:r>
+    </w:p>
+    <w:p>
+      <w:pPr>
+        <w:spacing w:after="0" w:line="360" w:lineRule="auto"/>
+        <w:jc w:val="both"/>
+      </w:pPr>
+      <w:r>
+        <w:tab/>
+      </w:r>
+      <w:r>
         <w:rPr>
           <w:lang w:val="en-US"/>
         </w:rPr>
-      </w:pPr>
-      <w:r>
-        <w:tab/>
+        <w:t>+</w:t>
+      </w:r>
+      <w:r>
         <w:t xml:space="preserve">0.0.3.1.1. </w:t>
       </w:r>
       <w:proofErr w:type="spellStart"/>
@@ -323,18 +258,69 @@
       <w:r>
         <w:t xml:space="preserve"> </w:t>
       </w:r>
+      <w:proofErr w:type="spellStart"/>
       <w:r>
         <w:rPr>
           <w:lang w:val="en-US"/>
         </w:rPr>
         <w:t>UserDataService</w:t>
       </w:r>
-      <w:bookmarkStart w:id="0" w:name="_GoBack"/>
-      <w:bookmarkEnd w:id="0"/>
-    </w:p>
-    <w:p/>
-    <w:p/>
-    <w:p/>
+      <w:proofErr w:type="spellEnd"/>
+    </w:p>
+    <w:p>
+      <w:r>
+        <w:t>0.0.3.2. Написание модульных тестов</w:t>
+      </w:r>
+    </w:p>
+    <w:p>
+      <w:pPr>
+        <w:rPr>
+          <w:lang w:val="en-US"/>
+        </w:rPr>
+      </w:pPr>
+      <w:r>
+        <w:tab/>
+        <w:t>0.0.3.</w:t>
+      </w:r>
+      <w:r>
+        <w:rPr>
+          <w:lang w:val="en-US"/>
+        </w:rPr>
+        <w:t>2</w:t>
+      </w:r>
+      <w:r>
+        <w:t>.1.</w:t>
+      </w:r>
+      <w:r>
+        <w:rPr>
+          <w:lang w:val="en-US"/>
+        </w:rPr>
+        <w:t xml:space="preserve"> </w:t>
+      </w:r>
+      <w:proofErr w:type="spellStart"/>
+      <w:r>
+        <w:t>Сервер</w:t>
+      </w:r>
+      <w:r>
+        <w:t>.</w:t>
+      </w:r>
+      <w:r>
+        <w:t>API</w:t>
+      </w:r>
+      <w:r>
+        <w:t>.</w:t>
+      </w:r>
+      <w:r>
+        <w:t>Schedule</w:t>
+      </w:r>
+      <w:r>
+        <w:t>.</w:t>
+      </w:r>
+      <w:r>
+        <w:t>Get</w:t>
+      </w:r>
+      <w:proofErr w:type="spellEnd"/>
+    </w:p>
     <w:sectPr>
       <w:pgSz w:w="11906" w:h="16838"/>
       <w:pgMar w:top="567" w:right="567" w:bottom="567" w:left="567" w:header="708" w:footer="708" w:gutter="0"/>

--- a/Docs/TechTask/ТЗ 0.0.3.docx
+++ b/Docs/TechTask/ТЗ 0.0.3.docx
@@ -127,8 +127,6 @@
       <w:r>
         <w:t>- написать интеграционные тесты</w:t>
       </w:r>
-      <w:bookmarkStart w:id="0" w:name="_GoBack"/>
-      <w:bookmarkEnd w:id="0"/>
       <w:r>
         <w:t>;</w:t>
       </w:r>
@@ -237,26 +235,18 @@
       <w:pPr>
         <w:spacing w:after="0" w:line="360" w:lineRule="auto"/>
         <w:jc w:val="both"/>
-      </w:pPr>
-      <w:r>
-        <w:tab/>
-      </w:r>
-      <w:r>
         <w:rPr>
           <w:lang w:val="en-US"/>
         </w:rPr>
+      </w:pPr>
+      <w:r>
+        <w:tab/>
+      </w:r>
+      <w:r>
         <w:t>+</w:t>
       </w:r>
       <w:r>
         <w:t xml:space="preserve">0.0.3.1.1. </w:t>
-      </w:r>
-      <w:proofErr w:type="spellStart"/>
-      <w:r>
-        <w:t>Рефакторинг</w:t>
-      </w:r>
-      <w:proofErr w:type="spellEnd"/>
-      <w:r>
-        <w:t xml:space="preserve"> </w:t>
       </w:r>
       <w:proofErr w:type="spellStart"/>
       <w:r>
@@ -266,6 +256,43 @@
         <w:t>UserDataService</w:t>
       </w:r>
       <w:proofErr w:type="spellEnd"/>
+    </w:p>
+    <w:p>
+      <w:pPr>
+        <w:spacing w:after="0" w:line="360" w:lineRule="auto"/>
+        <w:jc w:val="both"/>
+        <w:rPr>
+          <w:lang w:val="en-US"/>
+        </w:rPr>
+      </w:pPr>
+      <w:r>
+        <w:tab/>
+      </w:r>
+      <w:r>
+        <w:t xml:space="preserve">0.0.3.1.2. </w:t>
+      </w:r>
+      <w:proofErr w:type="spellStart"/>
+      <w:r>
+        <w:t>Planning</w:t>
+      </w:r>
+      <w:proofErr w:type="spellEnd"/>
+      <w:r>
+        <w:rPr>
+          <w:lang w:val="en-US"/>
+        </w:rPr>
+        <w:t>.</w:t>
+      </w:r>
+      <w:r>
+        <w:t xml:space="preserve"> </w:t>
+      </w:r>
+      <w:r>
+        <w:rPr>
+          <w:lang w:val="en-US"/>
+        </w:rPr>
+        <w:t>Startup</w:t>
+      </w:r>
+      <w:bookmarkStart w:id="0" w:name="_GoBack"/>
+      <w:bookmarkEnd w:id="0"/>
     </w:p>
     <w:p>
       <w:r>

--- a/Docs/TechTask/ТЗ 0.0.3.docx
+++ b/Docs/TechTask/ТЗ 0.0.3.docx
@@ -235,9 +235,6 @@
       <w:pPr>
         <w:spacing w:after="0" w:line="360" w:lineRule="auto"/>
         <w:jc w:val="both"/>
-        <w:rPr>
-          <w:lang w:val="en-US"/>
-        </w:rPr>
       </w:pPr>
       <w:r>
         <w:tab/>
@@ -261,14 +258,9 @@
       <w:pPr>
         <w:spacing w:after="0" w:line="360" w:lineRule="auto"/>
         <w:jc w:val="both"/>
-        <w:rPr>
-          <w:lang w:val="en-US"/>
-        </w:rPr>
       </w:pPr>
       <w:r>
         <w:tab/>
-      </w:r>
-      <w:r>
         <w:t xml:space="preserve">0.0.3.1.2. </w:t>
       </w:r>
       <w:proofErr w:type="spellStart"/>
@@ -277,9 +269,6 @@
       </w:r>
       <w:proofErr w:type="spellEnd"/>
       <w:r>
-        <w:rPr>
-          <w:lang w:val="en-US"/>
-        </w:rPr>
         <w:t>.</w:t>
       </w:r>
       <w:r>
@@ -291,63 +280,64 @@
         </w:rPr>
         <w:t>Startup</w:t>
       </w:r>
+    </w:p>
+    <w:p>
+      <w:r>
+        <w:t>0.0.3.2. Написание модульных тестов</w:t>
+      </w:r>
+    </w:p>
+    <w:p>
+      <w:r>
+        <w:tab/>
+        <w:t>0.0.3.</w:t>
+      </w:r>
+      <w:r>
+        <w:t>2</w:t>
+      </w:r>
+      <w:r>
+        <w:t>.1.</w:t>
+      </w:r>
+      <w:r>
+        <w:t xml:space="preserve"> </w:t>
+      </w:r>
+      <w:proofErr w:type="spellStart"/>
+      <w:r>
+        <w:t>Сервер</w:t>
+      </w:r>
+      <w:r>
+        <w:t>.</w:t>
+      </w:r>
+      <w:r>
+        <w:t>API</w:t>
+      </w:r>
+      <w:r>
+        <w:t>.</w:t>
+      </w:r>
+      <w:r>
+        <w:t>Schedule</w:t>
+      </w:r>
+      <w:r>
+        <w:t>.</w:t>
+      </w:r>
+      <w:r>
+        <w:t>Get</w:t>
+      </w:r>
+      <w:proofErr w:type="spellEnd"/>
+    </w:p>
+    <w:p>
+      <w:r>
+        <w:t>0.0.3.3. Написание интеграционных/функциональных тестов</w:t>
+      </w:r>
+    </w:p>
+    <w:p/>
+    <w:p>
+      <w:r>
+        <w:t>0.0.3.4. Ручное тестирование</w:t>
+      </w:r>
       <w:bookmarkStart w:id="0" w:name="_GoBack"/>
       <w:bookmarkEnd w:id="0"/>
     </w:p>
-    <w:p>
-      <w:r>
-        <w:t>0.0.3.2. Написание модульных тестов</w:t>
-      </w:r>
-    </w:p>
-    <w:p>
-      <w:pPr>
-        <w:rPr>
-          <w:lang w:val="en-US"/>
-        </w:rPr>
-      </w:pPr>
-      <w:r>
-        <w:tab/>
-        <w:t>0.0.3.</w:t>
-      </w:r>
-      <w:r>
-        <w:rPr>
-          <w:lang w:val="en-US"/>
-        </w:rPr>
-        <w:t>2</w:t>
-      </w:r>
-      <w:r>
-        <w:t>.1.</w:t>
-      </w:r>
-      <w:r>
-        <w:rPr>
-          <w:lang w:val="en-US"/>
-        </w:rPr>
-        <w:t xml:space="preserve"> </w:t>
-      </w:r>
-      <w:proofErr w:type="spellStart"/>
-      <w:r>
-        <w:t>Сервер</w:t>
-      </w:r>
-      <w:r>
-        <w:t>.</w:t>
-      </w:r>
-      <w:r>
-        <w:t>API</w:t>
-      </w:r>
-      <w:r>
-        <w:t>.</w:t>
-      </w:r>
-      <w:r>
-        <w:t>Schedule</w:t>
-      </w:r>
-      <w:r>
-        <w:t>.</w:t>
-      </w:r>
-      <w:r>
-        <w:t>Get</w:t>
-      </w:r>
-      <w:proofErr w:type="spellEnd"/>
-    </w:p>
+    <w:p/>
     <w:sectPr>
       <w:pgSz w:w="11906" w:h="16838"/>
       <w:pgMar w:top="567" w:right="567" w:bottom="567" w:left="567" w:header="708" w:footer="708" w:gutter="0"/>

--- a/Docs/TechTask/ТЗ 0.0.3.docx
+++ b/Docs/TechTask/ТЗ 0.0.3.docx
@@ -329,13 +329,67 @@
         <w:t>0.0.3.3. Написание интеграционных/функциональных тестов</w:t>
       </w:r>
     </w:p>
-    <w:p/>
-    <w:p>
-      <w:r>
-        <w:t>0.0.3.4. Ручное тестирование</w:t>
-      </w:r>
+    <w:p>
+      <w:pPr>
+        <w:ind w:firstLine="708"/>
+      </w:pPr>
+      <w:r>
+        <w:t>0.0.3.</w:t>
+      </w:r>
+      <w:r>
+        <w:t>3</w:t>
+      </w:r>
+      <w:r>
+        <w:t>.1.</w:t>
+      </w:r>
+      <w:r>
+        <w:t xml:space="preserve"> </w:t>
+      </w:r>
+    </w:p>
+    <w:p>
+      <w:pPr>
+        <w:ind w:firstLine="708"/>
+      </w:pPr>
+      <w:r>
+        <w:t>0.0.3.3.</w:t>
+      </w:r>
+      <w:r>
+        <w:t>2</w:t>
+      </w:r>
+      <w:r>
+        <w:t>.</w:t>
+      </w:r>
+      <w:r>
+        <w:t xml:space="preserve"> </w:t>
+      </w:r>
+      <w:r>
+        <w:rPr>
+          <w:lang w:val="en-US"/>
+        </w:rPr>
+        <w:t>Web</w:t>
+      </w:r>
+      <w:r>
+        <w:t>-клиент</w:t>
+      </w:r>
+      <w:r>
+        <w:t>. Авторизация</w:t>
+      </w:r>
+    </w:p>
+    <w:p>
+      <w:pPr>
+        <w:ind w:firstLine="708"/>
+        <w:rPr>
+          <w:lang w:val="en-US"/>
+        </w:rPr>
+      </w:pPr>
       <w:bookmarkStart w:id="0" w:name="_GoBack"/>
       <w:bookmarkEnd w:id="0"/>
+    </w:p>
+    <w:p/>
+    <w:p>
+      <w:r>
+        <w:t>0.0.3.4. Ручное тестирование</w:t>
+      </w:r>
     </w:p>
     <w:p/>
     <w:sectPr>

--- a/Docs/TechTask/ТЗ 0.0.3.docx
+++ b/Docs/TechTask/ТЗ 0.0.3.docx
@@ -334,13 +334,7 @@
         <w:ind w:firstLine="708"/>
       </w:pPr>
       <w:r>
-        <w:t>0.0.3.</w:t>
-      </w:r>
-      <w:r>
-        <w:t>3</w:t>
-      </w:r>
-      <w:r>
-        <w:t>.1.</w:t>
+        <w:t>0.0.3.3.1.</w:t>
       </w:r>
       <w:r>
         <w:t xml:space="preserve"> </w:t>
@@ -351,13 +345,7 @@
         <w:ind w:firstLine="708"/>
       </w:pPr>
       <w:r>
-        <w:t>0.0.3.3.</w:t>
-      </w:r>
-      <w:r>
-        <w:t>2</w:t>
-      </w:r>
-      <w:r>
-        <w:t>.</w:t>
+        <w:t>0.0.3.3.2.</w:t>
       </w:r>
       <w:r>
         <w:t xml:space="preserve"> </w:t>
@@ -378,18 +366,23 @@
     <w:p>
       <w:pPr>
         <w:ind w:firstLine="708"/>
-        <w:rPr>
-          <w:lang w:val="en-US"/>
-        </w:rPr>
-      </w:pPr>
+      </w:pPr>
+    </w:p>
+    <w:p/>
+    <w:p>
+      <w:r>
+        <w:t>0.0.3.4. Ручное тестирование</w:t>
+      </w:r>
+    </w:p>
+    <w:p/>
+    <w:p>
+      <w:r>
+        <w:t>0.0.3.5. Исправление по результатам тестирования</w:t>
+      </w:r>
+    </w:p>
+    <w:p>
       <w:bookmarkStart w:id="0" w:name="_GoBack"/>
       <w:bookmarkEnd w:id="0"/>
-    </w:p>
-    <w:p/>
-    <w:p>
-      <w:r>
-        <w:t>0.0.3.4. Ручное тестирование</w:t>
-      </w:r>
     </w:p>
     <w:p/>
     <w:sectPr>

--- a/Docs/TechTask/ТЗ 0.0.3.docx
+++ b/Docs/TechTask/ТЗ 0.0.3.docx
@@ -367,23 +367,37 @@
       <w:pPr>
         <w:ind w:firstLine="708"/>
       </w:pPr>
-    </w:p>
-    <w:p/>
-    <w:p>
-      <w:r>
-        <w:t>0.0.3.4. Ручное тестирование</w:t>
-      </w:r>
-    </w:p>
-    <w:p/>
-    <w:p>
-      <w:r>
-        <w:t>0.0.3.5. Исправление по результатам тестирования</w:t>
-      </w:r>
-    </w:p>
-    <w:p>
+      <w:r>
+        <w:t>0.0.3.3.</w:t>
+      </w:r>
+      <w:r>
+        <w:t xml:space="preserve">3. </w:t>
+      </w:r>
+      <w:r>
+        <w:t>Периодические задания</w:t>
+      </w:r>
+      <w:r>
+        <w:t xml:space="preserve">. </w:t>
+      </w:r>
+      <w:r>
+        <w:t>ScheduleHostedService</w:t>
+      </w:r>
       <w:bookmarkStart w:id="0" w:name="_GoBack"/>
       <w:bookmarkEnd w:id="0"/>
     </w:p>
+    <w:p/>
+    <w:p>
+      <w:r>
+        <w:t>0.0.3.4. Ручное тестирование</w:t>
+      </w:r>
+    </w:p>
+    <w:p/>
+    <w:p>
+      <w:r>
+        <w:t>0.0.3.5. Исправление по результатам тестирования</w:t>
+      </w:r>
+    </w:p>
+    <w:p/>
     <w:p/>
     <w:sectPr>
       <w:pgSz w:w="11906" w:h="16838"/>

--- a/Docs/TechTask/ТЗ 0.0.3.docx
+++ b/Docs/TechTask/ТЗ 0.0.3.docx
@@ -368,10 +368,7 @@
         <w:ind w:firstLine="708"/>
       </w:pPr>
       <w:r>
-        <w:t>0.0.3.3.</w:t>
-      </w:r>
-      <w:r>
-        <w:t xml:space="preserve">3. </w:t>
+        <w:t xml:space="preserve">0.0.3.3.3. </w:t>
       </w:r>
       <w:r>
         <w:t>Периодические задания</w:t>
@@ -382,19 +379,42 @@
       <w:r>
         <w:t>ScheduleHostedService</w:t>
       </w:r>
+    </w:p>
+    <w:p>
+      <w:r>
+        <w:t>0.0.3.4</w:t>
+      </w:r>
+      <w:r>
+        <w:t xml:space="preserve">. Раскатка на тестовом </w:t>
+      </w:r>
+      <w:proofErr w:type="spellStart"/>
+      <w:r>
+        <w:t>сетнде</w:t>
+      </w:r>
+      <w:proofErr w:type="spellEnd"/>
+    </w:p>
+    <w:p>
+      <w:r>
+        <w:t>0.0.3.</w:t>
+      </w:r>
+      <w:r>
+        <w:t>5</w:t>
+      </w:r>
+      <w:r>
+        <w:t>. Ручное тестирование</w:t>
+      </w:r>
+    </w:p>
+    <w:p>
       <w:bookmarkStart w:id="0" w:name="_GoBack"/>
       <w:bookmarkEnd w:id="0"/>
-    </w:p>
-    <w:p/>
-    <w:p>
-      <w:r>
-        <w:t>0.0.3.4. Ручное тестирование</w:t>
-      </w:r>
-    </w:p>
-    <w:p/>
-    <w:p>
-      <w:r>
-        <w:t>0.0.3.5. Исправление по результатам тестирования</w:t>
+      <w:r>
+        <w:t>0.0.3.</w:t>
+      </w:r>
+      <w:r>
+        <w:t>6</w:t>
+      </w:r>
+      <w:r>
+        <w:t>. Исправление по результатам тестирования</w:t>
       </w:r>
     </w:p>
     <w:p/>

--- a/Docs/TechTask/ТЗ 0.0.3.docx
+++ b/Docs/TechTask/ТЗ 0.0.3.docx
@@ -261,6 +261,13 @@
       </w:pPr>
       <w:r>
         <w:tab/>
+      </w:r>
+      <w:r>
+        <w:t>+</w:t>
+      </w:r>
+      <w:bookmarkStart w:id="0" w:name="_GoBack"/>
+      <w:bookmarkEnd w:id="0"/>
+      <w:r>
         <w:t xml:space="preserve">0.0.3.1.2. </w:t>
       </w:r>
       <w:proofErr w:type="spellStart"/>
@@ -382,10 +389,7 @@
     </w:p>
     <w:p>
       <w:r>
-        <w:t>0.0.3.4</w:t>
-      </w:r>
-      <w:r>
-        <w:t xml:space="preserve">. Раскатка на тестовом </w:t>
+        <w:t xml:space="preserve">0.0.3.4. Раскатка на тестовом </w:t>
       </w:r>
       <w:proofErr w:type="spellStart"/>
       <w:r>
@@ -405,8 +409,6 @@
       </w:r>
     </w:p>
     <w:p>
-      <w:bookmarkStart w:id="0" w:name="_GoBack"/>
-      <w:bookmarkEnd w:id="0"/>
       <w:r>
         <w:t>0.0.3.</w:t>
       </w:r>
@@ -417,7 +419,19 @@
         <w:t>. Исправление по результатам тестирования</w:t>
       </w:r>
     </w:p>
-    <w:p/>
+    <w:p>
+      <w:r>
+        <w:t xml:space="preserve">0.0.3.7. Выпуск </w:t>
+      </w:r>
+      <w:proofErr w:type="spellStart"/>
+      <w:r>
+        <w:t>релизной</w:t>
+      </w:r>
+      <w:proofErr w:type="spellEnd"/>
+      <w:r>
+        <w:t xml:space="preserve"> ветки</w:t>
+      </w:r>
+    </w:p>
     <w:p/>
     <w:sectPr>
       <w:pgSz w:w="11906" w:h="16838"/>

--- a/Docs/TechTask/ТЗ 0.0.3.docx
+++ b/Docs/TechTask/ТЗ 0.0.3.docx
@@ -265,8 +265,6 @@
       <w:r>
         <w:t>+</w:t>
       </w:r>
-      <w:bookmarkStart w:id="0" w:name="_GoBack"/>
-      <w:bookmarkEnd w:id="0"/>
       <w:r>
         <w:t xml:space="preserve">0.0.3.1.2. </w:t>
       </w:r>
@@ -383,9 +381,21 @@
       <w:r>
         <w:t xml:space="preserve">. </w:t>
       </w:r>
+      <w:proofErr w:type="spellStart"/>
       <w:r>
         <w:t>ScheduleHostedService</w:t>
       </w:r>
+      <w:proofErr w:type="spellEnd"/>
+    </w:p>
+    <w:p>
+      <w:pPr>
+        <w:ind w:firstLine="708"/>
+      </w:pPr>
+      <w:r>
+        <w:t xml:space="preserve">0.0.3.3.4. </w:t>
+      </w:r>
+      <w:bookmarkStart w:id="0" w:name="_GoBack"/>
+      <w:bookmarkEnd w:id="0"/>
     </w:p>
     <w:p>
       <w:r>
